--- a/Methods/SCAR_Leadership.docx
+++ b/Methods/SCAR_Leadership.docx
@@ -173,7 +173,16 @@
           <w:sz w:val="30"/>
           <w:szCs w:val="30"/>
         </w:rPr>
-        <w:t>We filtered the csv down to rows where 2000 &lt;= “year” &lt;= 2024.</w:t>
+        <w:t>We filtered the csv down to rows where 2000 &lt;= “year” &lt;= 202</w:t>
+      </w:r>
+      <w:r>
+        <w:rPr>
+          <w:b w:val="false"/>
+          <w:bCs w:val="false"/>
+          <w:sz w:val="30"/>
+          <w:szCs w:val="30"/>
+        </w:rPr>
+        <w:t>5 (the last row was in 2024 however).</w:t>
       </w:r>
     </w:p>
     <w:p>
